--- a/AAT DELIVERABLES/4.Systematic_Review(in progress).docx
+++ b/AAT DELIVERABLES/4.Systematic_Review(in progress).docx
@@ -464,21 +464,20 @@
         <w:rPr>
           <w:rFonts w:ascii="Arial" w:hAnsi="Arial" w:cs="Arial"/>
           <w:b/>
-          <w:bCs/>
-          <w:color w:val="000000" w:themeColor="text1"/>
-          <w:sz w:val="20"/>
-          <w:szCs w:val="20"/>
-        </w:rPr>
-        <w:t>Thesis title (EN).</w:t>
-      </w:r>
-      <w:r>
-        <w:rPr>
-          <w:rFonts w:ascii="Arial" w:hAnsi="Arial" w:cs="Arial"/>
-          <w:color w:val="000000" w:themeColor="text1"/>
-          <w:sz w:val="20"/>
-          <w:szCs w:val="20"/>
-        </w:rPr>
-        <w:t xml:space="preserve"> Sustainable Import Patterns in Peru’s Paper Products Sector (2022–2026): An Explanatory Sequential Mixed-Methods Study Combining Machine Learning on Customs Data with Expert Interviews.</w:t>
+          <w:color w:val="000000" w:themeColor="text1"/>
+          <w:sz w:val="20"/>
+          <w:szCs w:val="20"/>
+        </w:rPr>
+        <w:t xml:space="preserve">Thesis title (EN). </w:t>
+      </w:r>
+      <w:r>
+        <w:rPr>
+          <w:rFonts w:ascii="Arial" w:hAnsi="Arial" w:cs="Arial"/>
+          <w:color w:val="000000" w:themeColor="text1"/>
+          <w:sz w:val="20"/>
+          <w:szCs w:val="20"/>
+        </w:rPr>
+        <w:t>Sustainable Import Patterns of Tissue Parent Rolls in Peru (2020–2025): A Machine Learning Analysis of Customs Import Records.</w:t>
       </w:r>
     </w:p>
     <w:p>
@@ -497,14 +496,12 @@
         <w:rPr>
           <w:rFonts w:ascii="Arial" w:hAnsi="Arial" w:cs="Arial"/>
           <w:b/>
-          <w:bCs/>
           <w:color w:val="000000" w:themeColor="text1"/>
           <w:sz w:val="20"/>
           <w:szCs w:val="20"/>
           <w:lang w:val="es-PE"/>
         </w:rPr>
-        <w:lastRenderedPageBreak/>
-        <w:t>Título (ES).</w:t>
+        <w:t xml:space="preserve">Título (ES). </w:t>
       </w:r>
       <w:r>
         <w:rPr>
@@ -514,7 +511,7 @@
           <w:szCs w:val="20"/>
           <w:lang w:val="es-PE"/>
         </w:rPr>
-        <w:t xml:space="preserve"> Patrones de importación sostenible en el sector de productos de papel del Perú (2022–2026): un estudio de métodos mixtos explicativo secuencial que combina aprendizaje automático sobre datos aduaneros y entrevistas a expertos.</w:t>
+        <w:t>Patrones de importación sostenible de bobinas de papel tissue en el Perú (2020–2025): un análisis con aprendizaje automático de registros aduaneros de importación.</w:t>
       </w:r>
     </w:p>
     <w:p>
@@ -532,21 +529,20 @@
         <w:rPr>
           <w:rFonts w:ascii="Arial" w:hAnsi="Arial" w:cs="Arial"/>
           <w:b/>
-          <w:bCs/>
-          <w:color w:val="000000" w:themeColor="text1"/>
-          <w:sz w:val="20"/>
-          <w:szCs w:val="20"/>
-        </w:rPr>
-        <w:t>Central research question.</w:t>
-      </w:r>
-      <w:r>
-        <w:rPr>
-          <w:rFonts w:ascii="Arial" w:hAnsi="Arial" w:cs="Arial"/>
-          <w:color w:val="000000" w:themeColor="text1"/>
-          <w:sz w:val="20"/>
-          <w:szCs w:val="20"/>
-        </w:rPr>
-        <w:t xml:space="preserve"> What sustainable import patterns characterize the Peruvian paper products sector between 2022 and 2026, and how do sector actors (customs agents, importers and environmental specialists) explain them?</w:t>
+          <w:color w:val="000000" w:themeColor="text1"/>
+          <w:sz w:val="20"/>
+          <w:szCs w:val="20"/>
+        </w:rPr>
+        <w:t xml:space="preserve">Central research question. </w:t>
+      </w:r>
+      <w:r>
+        <w:rPr>
+          <w:rFonts w:ascii="Arial" w:hAnsi="Arial" w:cs="Arial"/>
+          <w:color w:val="000000" w:themeColor="text1"/>
+          <w:sz w:val="20"/>
+          <w:szCs w:val="20"/>
+        </w:rPr>
+        <w:t>Which sustainable import patterns characterize Peru's imports of tissue parent rolls for local conversion between 2020 and 2025, and which customs variables predict proxy-indicated sustainable imports? (Positivist paradigm; revised after the midterm feedback.)</w:t>
       </w:r>
     </w:p>
     <w:p>
@@ -2120,7 +2116,7 @@
                 <w:sz w:val="20"/>
                 <w:szCs w:val="20"/>
               </w:rPr>
-              <w:t>Published 2022–2026, the same window as the thesis</w:t>
+              <w:t>Published 2022–2026 (recent literature; the thesis data cover 2020–2025)</w:t>
             </w:r>
           </w:p>
         </w:tc>
@@ -9884,8 +9880,7 @@
                 <w:sz w:val="20"/>
                 <w:szCs w:val="20"/>
               </w:rPr>
-              <w:lastRenderedPageBreak/>
-              <w:t>Uses line-level SUNAT/Veritrade import declarations for 2022–2026; Isolation Forest removes data artifacts before K-Means and XGBoost.</w:t>
+              <w:t>Uses line-level SUNAT/Veritrade import declarations of tissue parent rolls for 2020–2025 (2,994 records); Isolation Forest flags data artifacts before K-Means and XGBoost.</w:t>
             </w:r>
           </w:p>
         </w:tc>
@@ -10440,7 +10435,7 @@
                 <w:sz w:val="20"/>
                 <w:szCs w:val="20"/>
               </w:rPr>
-              <w:t>Operationalizes sustainability through four explicit proxies (HS subheading, origin, FSC/PEFC/ISO 14001 wording, recycled-content wording), each with its meaning, error sources and expert test.</w:t>
+              <w:t>Operationalizes sustainability through explicit proxies (FSC/PEFC/ISO 14001 wording, recycled-content wording, HS subheading, origin), each with its meaning, error sources and a data-based validation test.</w:t>
             </w:r>
           </w:p>
         </w:tc>
@@ -10613,8 +10608,7 @@
                 <w:sz w:val="20"/>
                 <w:szCs w:val="20"/>
               </w:rPr>
-              <w:lastRenderedPageBreak/>
-              <w:t>Builds an original construct of “sustainable import pattern” defined at the declaration-line level and validated by expert interviews.</w:t>
+              <w:t>Builds an original construct of “sustainable import pattern” defined at the declaration-line level, validated by two-rater manual labelling (Cohen's kappa) and checks in the public FSC/PEFC registries.</w:t>
             </w:r>
           </w:p>
         </w:tc>
@@ -10978,32 +10972,32 @@
                 <w:sz w:val="20"/>
                 <w:szCs w:val="20"/>
               </w:rPr>
-              <w:t>Cross-checks certification wording in the FSC and PEFC public databases; audits a random label sample with Cohen’s kappa; reports results for MINAM, SUNAT, MINCETUR and PRODUCE.</w:t>
-            </w:r>
-          </w:p>
-        </w:tc>
-        <w:tc>
-          <w:tcPr>
-            <w:tcW w:w="0" w:type="auto"/>
-          </w:tcPr>
-          <w:p>
-            <w:pPr>
-              <w:pStyle w:val="Compact"/>
-              <w:rPr>
-                <w:rFonts w:ascii="Arial" w:hAnsi="Arial" w:cs="Arial"/>
-                <w:color w:val="000000" w:themeColor="text1"/>
-                <w:sz w:val="20"/>
-                <w:szCs w:val="20"/>
-              </w:rPr>
-            </w:pPr>
-            <w:r>
-              <w:rPr>
-                <w:rFonts w:ascii="Arial" w:hAnsi="Arial" w:cs="Arial"/>
-                <w:color w:val="000000" w:themeColor="text1"/>
-                <w:sz w:val="20"/>
-                <w:szCs w:val="20"/>
-              </w:rPr>
-              <w:t>RQ2, RQ4</w:t>
+              <w:t>Cross-checks certification wording in the FSC and PEFC public databases; audits a random label sample with Cohen’s kappa; reports aggregated results for MINAM, SUNAT, MINCETUR and PRODUCE.</w:t>
+            </w:r>
+          </w:p>
+        </w:tc>
+        <w:tc>
+          <w:tcPr>
+            <w:tcW w:w="0" w:type="auto"/>
+          </w:tcPr>
+          <w:p>
+            <w:pPr>
+              <w:pStyle w:val="Compact"/>
+              <w:rPr>
+                <w:rFonts w:ascii="Arial" w:hAnsi="Arial" w:cs="Arial"/>
+                <w:color w:val="000000" w:themeColor="text1"/>
+                <w:sz w:val="20"/>
+                <w:szCs w:val="20"/>
+              </w:rPr>
+            </w:pPr>
+            <w:r>
+              <w:rPr>
+                <w:rFonts w:ascii="Arial" w:hAnsi="Arial" w:cs="Arial"/>
+                <w:color w:val="000000" w:themeColor="text1"/>
+                <w:sz w:val="20"/>
+                <w:szCs w:val="20"/>
+              </w:rPr>
+              <w:t>RQ2</w:t>
             </w:r>
           </w:p>
         </w:tc>
@@ -11130,32 +11124,32 @@
                 <w:sz w:val="20"/>
                 <w:szCs w:val="20"/>
               </w:rPr>
-              <w:t>12–15 semi-structured interviews with customs agents, importers and environmental specialists; some held before any model output is shown.</w:t>
-            </w:r>
-          </w:p>
-        </w:tc>
-        <w:tc>
-          <w:tcPr>
-            <w:tcW w:w="0" w:type="auto"/>
-          </w:tcPr>
-          <w:p>
-            <w:pPr>
-              <w:pStyle w:val="Compact"/>
-              <w:rPr>
-                <w:rFonts w:ascii="Arial" w:hAnsi="Arial" w:cs="Arial"/>
-                <w:color w:val="000000" w:themeColor="text1"/>
-                <w:sz w:val="20"/>
-                <w:szCs w:val="20"/>
-              </w:rPr>
-            </w:pPr>
-            <w:r>
-              <w:rPr>
-                <w:rFonts w:ascii="Arial" w:hAnsi="Arial" w:cs="Arial"/>
-                <w:color w:val="000000" w:themeColor="text1"/>
-                <w:sz w:val="20"/>
-                <w:szCs w:val="20"/>
-              </w:rPr>
-              <w:t>RQ3</w:t>
+              <w:t>Not addressed by this thesis: the positivist design measures which patterns exist, not how actors explain them. Recorded as a limitation and as future research.</w:t>
+            </w:r>
+          </w:p>
+        </w:tc>
+        <w:tc>
+          <w:tcPr>
+            <w:tcW w:w="0" w:type="auto"/>
+          </w:tcPr>
+          <w:p>
+            <w:pPr>
+              <w:pStyle w:val="Compact"/>
+              <w:rPr>
+                <w:rFonts w:ascii="Arial" w:hAnsi="Arial" w:cs="Arial"/>
+                <w:color w:val="000000" w:themeColor="text1"/>
+                <w:sz w:val="20"/>
+                <w:szCs w:val="20"/>
+              </w:rPr>
+            </w:pPr>
+            <w:r>
+              <w:rPr>
+                <w:rFonts w:ascii="Arial" w:hAnsi="Arial" w:cs="Arial"/>
+                <w:color w:val="000000" w:themeColor="text1"/>
+                <w:sz w:val="20"/>
+                <w:szCs w:val="20"/>
+              </w:rPr>
+              <w:t>Future research</w:t>
             </w:r>
           </w:p>
         </w:tc>
@@ -11543,44 +11537,32 @@
                 <w:sz w:val="20"/>
                 <w:szCs w:val="20"/>
               </w:rPr>
-              <w:lastRenderedPageBreak/>
-              <w:t xml:space="preserve">Studies Peru, an import-dependent emerging </w:t>
-            </w:r>
-            <w:r>
-              <w:rPr>
-                <w:rFonts w:ascii="Arial" w:hAnsi="Arial" w:cs="Arial"/>
-                <w:color w:val="000000" w:themeColor="text1"/>
-                <w:sz w:val="20"/>
-                <w:szCs w:val="20"/>
-              </w:rPr>
-              <w:lastRenderedPageBreak/>
-              <w:t>economy, for 2022–2026, and delivers an anonymized, proxy-labeled dataset and codebook replicable in other Latin American countries.</w:t>
-            </w:r>
-          </w:p>
-        </w:tc>
-        <w:tc>
-          <w:tcPr>
-            <w:tcW w:w="0" w:type="auto"/>
-          </w:tcPr>
-          <w:p>
-            <w:pPr>
-              <w:pStyle w:val="Compact"/>
-              <w:rPr>
-                <w:rFonts w:ascii="Arial" w:hAnsi="Arial" w:cs="Arial"/>
-                <w:color w:val="000000" w:themeColor="text1"/>
-                <w:sz w:val="20"/>
-                <w:szCs w:val="20"/>
-              </w:rPr>
-            </w:pPr>
-            <w:r>
-              <w:rPr>
-                <w:rFonts w:ascii="Arial" w:hAnsi="Arial" w:cs="Arial"/>
-                <w:color w:val="000000" w:themeColor="text1"/>
-                <w:sz w:val="20"/>
-                <w:szCs w:val="20"/>
-              </w:rPr>
-              <w:lastRenderedPageBreak/>
-              <w:t>RQ1–RQ4</w:t>
+              <w:t>Studies Peru, an import-dependent emerging economy, for 2020–2025, and delivers documented cleaning rules, code and aggregated tables replicable in other Latin American countries.</w:t>
+            </w:r>
+          </w:p>
+        </w:tc>
+        <w:tc>
+          <w:tcPr>
+            <w:tcW w:w="0" w:type="auto"/>
+          </w:tcPr>
+          <w:p>
+            <w:pPr>
+              <w:pStyle w:val="Compact"/>
+              <w:rPr>
+                <w:rFonts w:ascii="Arial" w:hAnsi="Arial" w:cs="Arial"/>
+                <w:color w:val="000000" w:themeColor="text1"/>
+                <w:sz w:val="20"/>
+                <w:szCs w:val="20"/>
+              </w:rPr>
+            </w:pPr>
+            <w:r>
+              <w:rPr>
+                <w:rFonts w:ascii="Arial" w:hAnsi="Arial" w:cs="Arial"/>
+                <w:color w:val="000000" w:themeColor="text1"/>
+                <w:sz w:val="20"/>
+                <w:szCs w:val="20"/>
+              </w:rPr>
+              <w:t>RQ1–RQ3</w:t>
             </w:r>
           </w:p>
         </w:tc>
@@ -11707,32 +11689,32 @@
                 <w:sz w:val="20"/>
                 <w:szCs w:val="20"/>
               </w:rPr>
-              <w:t>The unit of analysis is the import declaration line (HS Chapter 48, emphasis on headings 4803 and 4818); participants are the actors of the import chain.</w:t>
-            </w:r>
-          </w:p>
-        </w:tc>
-        <w:tc>
-          <w:tcPr>
-            <w:tcW w:w="0" w:type="auto"/>
-          </w:tcPr>
-          <w:p>
-            <w:pPr>
-              <w:pStyle w:val="Compact"/>
-              <w:rPr>
-                <w:rFonts w:ascii="Arial" w:hAnsi="Arial" w:cs="Arial"/>
-                <w:color w:val="000000" w:themeColor="text1"/>
-                <w:sz w:val="20"/>
-                <w:szCs w:val="20"/>
-              </w:rPr>
-            </w:pPr>
-            <w:r>
-              <w:rPr>
-                <w:rFonts w:ascii="Arial" w:hAnsi="Arial" w:cs="Arial"/>
-                <w:color w:val="000000" w:themeColor="text1"/>
-                <w:sz w:val="20"/>
-                <w:szCs w:val="20"/>
-              </w:rPr>
-              <w:t>RQ1, RQ4</w:t>
+              <w:t>The unit of analysis is the import declaration line of tissue parent rolls (HS 4803.00.90, 4818.20 and 4818.90).</w:t>
+            </w:r>
+          </w:p>
+        </w:tc>
+        <w:tc>
+          <w:tcPr>
+            <w:tcW w:w="0" w:type="auto"/>
+          </w:tcPr>
+          <w:p>
+            <w:pPr>
+              <w:pStyle w:val="Compact"/>
+              <w:rPr>
+                <w:rFonts w:ascii="Arial" w:hAnsi="Arial" w:cs="Arial"/>
+                <w:color w:val="000000" w:themeColor="text1"/>
+                <w:sz w:val="20"/>
+                <w:szCs w:val="20"/>
+              </w:rPr>
+            </w:pPr>
+            <w:r>
+              <w:rPr>
+                <w:rFonts w:ascii="Arial" w:hAnsi="Arial" w:cs="Arial"/>
+                <w:color w:val="000000" w:themeColor="text1"/>
+                <w:sz w:val="20"/>
+                <w:szCs w:val="20"/>
+              </w:rPr>
+              <w:t>RQ1, RQ2</w:t>
             </w:r>
           </w:p>
         </w:tc>
@@ -11802,7 +11784,7 @@
           <w:sz w:val="20"/>
           <w:szCs w:val="20"/>
         </w:rPr>
-        <w:t>No study in the reviewed corpus operationalizes sustainability at the level of customs import records, and none explains machine-learning-detected trade patterns through the actors who generate them; this absence is complete for Latin America and for import-dependent economies such as Peru.</w:t>
+        <w:t>No study in the reviewed corpus operationalizes sustainability at the level of customs import records, and none tests which customs variables predict sustainable imports; this absence is complete for Latin America and for import-dependent economies such as Peru.</w:t>
       </w:r>
     </w:p>
     <w:p>
@@ -11823,7 +11805,7 @@
           <w:sz w:val="20"/>
           <w:szCs w:val="20"/>
         </w:rPr>
-        <w:t>T1 and M1 are the primary gaps because the other six depend on them: without a shipment-level construct and transaction-level data, neither the explanation (E2, M2) nor the context (G1, G2) can be studied. This matches the gap already stated in the Research Protocol (Deliverable N° 3, Section 04), now supported by page-cited evidence from a documented search.</w:t>
+        <w:t>T1 and M1 are the primary gaps because the other six depend on them: without a shipment-level construct and transaction-level data, neither explainable modelling (M2) nor the context (G1, G2) can be studied. This matches the gap stated in the Research Protocol (Deliverable N° 3, Section 04), now supported by page-cited evidence from a documented search.</w:t>
       </w:r>
     </w:p>
     <w:p>
@@ -11867,7 +11849,7 @@
           <w:sz w:val="20"/>
           <w:szCs w:val="20"/>
         </w:rPr>
-        <w:t>This deliverable provides: (1) a documented and reproducible Boolean search; (2) a PRISMA 2020 diagram generated with the official tool and with verifiable mathematical consistency; (3) a table of 8 candidate gaps supported by cited evidence, which ground the RQ1–RQ4 sub-questions of the thesis.</w:t>
+        <w:t>This deliverable provides: (1) a documented and reproducible Boolean search; (2) a PRISMA 2020 diagram generated with the official tool and with verifiable mathematical consistency; (3) a table of 8 candidate gaps supported by cited evidence, which ground the RQ1–RQ3 sub-questions of the thesis.</w:t>
       </w:r>
     </w:p>
     <w:p>
